--- a/assets/file/任光利_Java工程师_简历.docx
+++ b/assets/file/任光利_Java工程师_简历.docx
@@ -5,6 +5,7 @@
     <w:p>
       <w:pPr>
         <w:pStyle w:val="1"/>
+        <w:spacing w:before="156" w:after="156"/>
       </w:pPr>
       <w:r>
         <w:t>联系方式</w:t>
@@ -51,11 +52,31 @@
       </w:r>
       <w:r>
         <w:fldChar w:fldCharType="end"/>
+      </w:r>
+    </w:p>
+    <w:p>
+      <w:pPr>
+        <w:rPr>
+          <w:rFonts w:hint="eastAsia"/>
+        </w:rPr>
+      </w:pPr>
+      <w:r>
+        <w:rPr>
+          <w:rFonts w:hint="eastAsia"/>
+        </w:rPr>
+        <w:t>微信：qzva12</w:t>
+      </w:r>
+      <w:r>
+        <w:rPr>
+          <w:rFonts w:hint="eastAsia"/>
+        </w:rPr>
+        <w:t>0</w:t>
       </w:r>
     </w:p>
     <w:p>
       <w:pPr>
         <w:pStyle w:val="1"/>
+        <w:spacing w:before="156" w:after="156"/>
       </w:pPr>
       <w:r>
         <w:rPr>
@@ -71,6 +92,41 @@
         </w:rPr>
         <w:t>任光利/男/1992</w:t>
       </w:r>
+      <w:r>
+        <w:rPr>
+          <w:rFonts w:hint="eastAsia"/>
+        </w:rPr>
+        <w:t>年</w:t>
+      </w:r>
+      <w:r>
+        <w:rPr>
+          <w:rFonts w:hint="eastAsia"/>
+        </w:rPr>
+        <w:t>1</w:t>
+      </w:r>
+      <w:r>
+        <w:t>2</w:t>
+      </w:r>
+      <w:r>
+        <w:rPr>
+          <w:rFonts w:hint="eastAsia"/>
+        </w:rPr>
+        <w:t>月</w:t>
+      </w:r>
+    </w:p>
+    <w:p>
+      <w:r>
+        <w:rPr>
+          <w:rFonts w:hint="eastAsia"/>
+        </w:rPr>
+        <w:t>本科/衡水学院/电子信息工程</w:t>
+      </w:r>
+      <w:r>
+        <w:rPr>
+          <w:rFonts w:hint="eastAsia"/>
+        </w:rPr>
+        <w:t>专业</w:t>
+      </w:r>
     </w:p>
     <w:p>
       <w:pPr>
@@ -82,13 +138,7 @@
         <w:rPr>
           <w:rFonts w:hint="eastAsia"/>
         </w:rPr>
-        <w:t>本科/衡水学院/电子信息工程</w:t>
-      </w:r>
-      <w:r>
-        <w:rPr>
-          <w:rFonts w:hint="eastAsia"/>
-        </w:rPr>
-        <w:t>专业</w:t>
+        <w:t>工作年限：2年半</w:t>
       </w:r>
     </w:p>
     <w:p>
@@ -108,27 +158,33 @@
         <w:rPr>
           <w:rFonts w:hint="eastAsia"/>
         </w:rPr>
-        <w:t>：Java中级工程师</w:t>
-      </w:r>
-      <w:r>
-        <w:rPr>
-          <w:rFonts w:hint="eastAsia"/>
-        </w:rPr>
-        <w:t>，</w:t>
-      </w:r>
-      <w:r>
-        <w:rPr>
-          <w:rFonts w:hint="eastAsia"/>
-        </w:rPr>
-        <w:t>北京</w:t>
-      </w:r>
-    </w:p>
-    <w:p>
-      <w:r>
-        <w:rPr>
-          <w:rFonts w:hint="eastAsia"/>
-        </w:rPr>
-        <w:t>期望薪资：税前14~18</w:t>
+        <w:t>：Java工程师</w:t>
+      </w:r>
+      <w:r>
+        <w:rPr>
+          <w:rFonts w:hint="eastAsia"/>
+        </w:rPr>
+        <w:t>，北京</w:t>
+      </w:r>
+    </w:p>
+    <w:p>
+      <w:r>
+        <w:rPr>
+          <w:rFonts w:hint="eastAsia"/>
+        </w:rPr>
+        <w:t>期望薪资：税前1</w:t>
+      </w:r>
+      <w:r>
+        <w:rPr>
+          <w:rFonts w:hint="eastAsia"/>
+        </w:rPr>
+        <w:t>5</w:t>
+      </w:r>
+      <w:r>
+        <w:rPr>
+          <w:rFonts w:hint="eastAsia"/>
+        </w:rPr>
+        <w:t>~18</w:t>
       </w:r>
       <w:r>
         <w:t>k</w:t>
@@ -153,6 +209,11 @@
       </w:r>
     </w:p>
     <w:p>
+      <w:pPr>
+        <w:rPr>
+          <w:rFonts w:hint="eastAsia"/>
+        </w:rPr>
+      </w:pPr>
       <w:r>
         <w:rPr>
           <w:rFonts w:hint="eastAsia"/>
@@ -193,6 +254,7 @@
     <w:p>
       <w:pPr>
         <w:pStyle w:val="1"/>
+        <w:spacing w:before="156" w:after="156"/>
       </w:pPr>
       <w:r>
         <w:rPr>
@@ -205,13 +267,68 @@
       <w:r>
         <w:rPr>
           <w:rFonts w:hint="eastAsia"/>
-        </w:rPr>
-        <w:t>东方国信科技股份有限公司（2016年6月至今）</w:t>
-      </w:r>
+          <w:b/>
+          <w:sz w:val="28"/>
+          <w:szCs w:val="28"/>
+        </w:rPr>
+        <w:t>东方国信科技股份有限公司</w:t>
+      </w:r>
+      <w:r>
+        <w:rPr>
+          <w:rFonts w:hint="eastAsia"/>
+        </w:rPr>
+        <w:t>（2016年6月至今）</w:t>
+      </w:r>
+    </w:p>
+    <w:p>
+      <w:pPr>
+        <w:rPr>
+          <w:rFonts w:hint="eastAsia"/>
+        </w:rPr>
+      </w:pPr>
+      <w:r>
+        <w:rPr>
+          <w:rFonts w:hint="eastAsia"/>
+        </w:rPr>
+        <w:t>任职</w:t>
+      </w:r>
+      <w:r>
+        <w:rPr>
+          <w:rFonts w:hint="eastAsia"/>
+        </w:rPr>
+        <w:t>期间</w:t>
+      </w:r>
+      <w:r>
+        <w:rPr>
+          <w:rFonts w:hint="eastAsia"/>
+        </w:rPr>
+        <w:t>负责</w:t>
+      </w:r>
+      <w:r>
+        <w:rPr>
+          <w:rFonts w:hint="eastAsia"/>
+        </w:rPr>
+        <w:t>资源监控</w:t>
+      </w:r>
+      <w:r>
+        <w:rPr>
+          <w:rFonts w:hint="eastAsia"/>
+        </w:rPr>
+        <w:t>与API网关系统的开发部署与维护工作。</w:t>
+      </w:r>
+      <w:r>
+        <w:rPr>
+          <w:rFonts w:hint="eastAsia"/>
+        </w:rPr>
+        <w:t>其中API网关已在联通上线半年多，每天承受着大概1000万的接口调用量。</w:t>
+      </w:r>
+      <w:bookmarkStart w:id="0" w:name="_GoBack"/>
+      <w:bookmarkEnd w:id="0"/>
     </w:p>
     <w:p>
       <w:pPr>
         <w:pStyle w:val="1"/>
+        <w:spacing w:before="156" w:after="156"/>
       </w:pPr>
       <w:r>
         <w:rPr>
@@ -221,240 +338,297 @@
       </w:r>
     </w:p>
     <w:p>
+      <w:r>
+        <w:rPr>
+          <w:rFonts w:hint="eastAsia"/>
+          <w:b/>
+          <w:sz w:val="28"/>
+          <w:szCs w:val="28"/>
+        </w:rPr>
+        <w:t>API网关</w:t>
+      </w:r>
+      <w:r>
+        <w:rPr>
+          <w:rFonts w:hint="eastAsia"/>
+        </w:rPr>
+        <w:t>（</w:t>
+      </w:r>
+      <w:r>
+        <w:rPr>
+          <w:rFonts w:hint="eastAsia"/>
+        </w:rPr>
+        <w:t>2017年7月至今</w:t>
+      </w:r>
+      <w:r>
+        <w:rPr>
+          <w:rFonts w:hint="eastAsia"/>
+        </w:rPr>
+        <w:t>）</w:t>
+      </w:r>
+    </w:p>
+    <w:p>
       <w:pPr>
-        <w:pStyle w:val="2"/>
+        <w:rPr>
+          <w:rFonts w:hint="eastAsia"/>
+        </w:rPr>
       </w:pPr>
       <w:r>
         <w:rPr>
           <w:rFonts w:hint="eastAsia"/>
         </w:rPr>
+        <w:t>负责</w:t>
+      </w:r>
+      <w:r>
+        <w:rPr>
+          <w:rFonts w:hint="eastAsia"/>
+        </w:rPr>
         <w:t>API网关</w:t>
       </w:r>
-    </w:p>
-    <w:p>
-      <w:r>
-        <w:rPr>
-          <w:rFonts w:hint="eastAsia"/>
-        </w:rPr>
-        <w:t>功能介绍：对API的生命周期进行管理，为API添加鉴权、限流、协议转换、监控、调用统计等功能。</w:t>
-      </w:r>
-    </w:p>
-    <w:p>
-      <w:r>
-        <w:rPr>
-          <w:rFonts w:hint="eastAsia"/>
-        </w:rPr>
-        <w:t>主要技术：oathu2、</w:t>
+      <w:r>
+        <w:rPr>
+          <w:rFonts w:hint="eastAsia"/>
+        </w:rPr>
+        <w:t>系统</w:t>
+      </w:r>
+      <w:r>
+        <w:rPr>
+          <w:rFonts w:hint="eastAsia"/>
+        </w:rPr>
+        <w:t>的</w:t>
+      </w:r>
+      <w:r>
+        <w:rPr>
+          <w:rFonts w:hint="eastAsia"/>
+        </w:rPr>
+        <w:t>开发、部署</w:t>
+      </w:r>
+      <w:r>
+        <w:rPr>
+          <w:rFonts w:hint="eastAsia"/>
+        </w:rPr>
+        <w:t>，</w:t>
+      </w:r>
+      <w:r>
+        <w:rPr>
+          <w:rFonts w:hint="eastAsia"/>
+        </w:rPr>
+        <w:t>维护着十几个API网关环境。</w:t>
+      </w:r>
+      <w:r>
+        <w:rPr>
+          <w:rFonts w:hint="eastAsia"/>
+        </w:rPr>
+        <w:t>其中</w:t>
       </w:r>
       <w:proofErr w:type="spellStart"/>
       <w:r>
         <w:rPr>
           <w:rFonts w:hint="eastAsia"/>
         </w:rPr>
-        <w:t>netty</w:t>
+        <w:t>yi</w:t>
       </w:r>
       <w:proofErr w:type="spellEnd"/>
-      <w:r>
-        <w:rPr>
-          <w:rFonts w:hint="eastAsia"/>
-        </w:rPr>
-        <w:t>、t</w:t>
-      </w:r>
-      <w:r>
-        <w:t>hrift</w:t>
-      </w:r>
-      <w:r>
-        <w:rPr>
-          <w:rFonts w:hint="eastAsia"/>
-        </w:rPr>
-        <w:t>、</w:t>
-      </w:r>
-      <w:proofErr w:type="spellStart"/>
-      <w:r>
-        <w:rPr>
-          <w:rFonts w:hint="eastAsia"/>
-        </w:rPr>
-        <w:t>redis</w:t>
-      </w:r>
-      <w:proofErr w:type="spellEnd"/>
-      <w:r>
-        <w:rPr>
-          <w:rFonts w:hint="eastAsia"/>
-        </w:rPr>
-        <w:t>、</w:t>
-      </w:r>
-      <w:proofErr w:type="spellStart"/>
-      <w:r>
-        <w:rPr>
-          <w:rFonts w:hint="eastAsia"/>
-        </w:rPr>
-        <w:t>mysql</w:t>
-      </w:r>
-      <w:proofErr w:type="spellEnd"/>
-      <w:r>
-        <w:rPr>
-          <w:rFonts w:hint="eastAsia"/>
-        </w:rPr>
-        <w:t>、</w:t>
-      </w:r>
-      <w:proofErr w:type="spellStart"/>
-      <w:r>
-        <w:rPr>
-          <w:rFonts w:hint="eastAsia"/>
-        </w:rPr>
-        <w:t>rocketmq</w:t>
-      </w:r>
-      <w:proofErr w:type="spellEnd"/>
-      <w:r>
-        <w:rPr>
-          <w:rFonts w:hint="eastAsia"/>
-        </w:rPr>
-        <w:t>、es</w:t>
-      </w:r>
-    </w:p>
-    <w:p>
-      <w:r>
-        <w:rPr>
-          <w:rFonts w:hint="eastAsia"/>
-        </w:rPr>
-        <w:t>我的责任：负责限流、调用统计模块的开发与维护以及应用部署优化等工作。</w:t>
+    </w:p>
+    <w:p>
+      <w:pPr>
+        <w:rPr>
+          <w:rFonts w:hint="eastAsia"/>
+        </w:rPr>
+      </w:pPr>
+      <w:r>
+        <w:rPr>
+          <w:rFonts w:hint="eastAsia"/>
+          <w:b/>
+          <w:sz w:val="28"/>
+          <w:szCs w:val="28"/>
+        </w:rPr>
+        <w:t>资源监控</w:t>
+      </w:r>
+      <w:r>
+        <w:rPr>
+          <w:rFonts w:hint="eastAsia"/>
+        </w:rPr>
+        <w:t>（2017年7月至今）</w:t>
       </w:r>
     </w:p>
     <w:p/>
-    <w:p>
-      <w:pPr>
-        <w:pStyle w:val="2"/>
-      </w:pPr>
-      <w:r>
-        <w:rPr>
-          <w:rFonts w:hint="eastAsia"/>
-        </w:rPr>
-        <w:t>资源监控</w:t>
-      </w:r>
-    </w:p>
-    <w:p>
-      <w:r>
-        <w:rPr>
-          <w:rFonts w:hint="eastAsia"/>
-        </w:rPr>
-        <w:t>功能介绍：对物理机、虚拟机、MySQL、Redis等资源进行</w:t>
-      </w:r>
-      <w:r>
-        <w:rPr>
-          <w:rFonts w:hint="eastAsia"/>
-        </w:rPr>
-        <w:t>CPU、内存、存储</w:t>
-      </w:r>
-      <w:r>
-        <w:rPr>
-          <w:rFonts w:hint="eastAsia"/>
-        </w:rPr>
-        <w:t>指标</w:t>
-      </w:r>
-      <w:r>
-        <w:rPr>
-          <w:rFonts w:hint="eastAsia"/>
-        </w:rPr>
-        <w:t>进行</w:t>
-      </w:r>
-      <w:r>
-        <w:rPr>
-          <w:rFonts w:hint="eastAsia"/>
-        </w:rPr>
-        <w:t>监控统计，以图表的形式展现出来。以便及时发现问题。</w:t>
-      </w:r>
-    </w:p>
-    <w:p>
-      <w:r>
-        <w:rPr>
-          <w:rFonts w:hint="eastAsia"/>
-        </w:rPr>
-        <w:t>主要技术：</w:t>
-      </w:r>
-      <w:proofErr w:type="spellStart"/>
-      <w:r>
-        <w:rPr>
-          <w:rFonts w:hint="eastAsia"/>
-        </w:rPr>
-        <w:t>spring</w:t>
-      </w:r>
-      <w:r>
-        <w:t>boot</w:t>
-      </w:r>
-      <w:proofErr w:type="spellEnd"/>
-      <w:r>
-        <w:rPr>
-          <w:rFonts w:hint="eastAsia"/>
-        </w:rPr>
-        <w:t>、</w:t>
-      </w:r>
-      <w:proofErr w:type="spellStart"/>
-      <w:r>
-        <w:rPr>
-          <w:rFonts w:hint="eastAsia"/>
-        </w:rPr>
-        <w:t>mysql</w:t>
-      </w:r>
-      <w:proofErr w:type="spellEnd"/>
-      <w:r>
-        <w:rPr>
-          <w:rFonts w:hint="eastAsia"/>
-        </w:rPr>
-        <w:t>、</w:t>
-      </w:r>
-      <w:proofErr w:type="spellStart"/>
-      <w:r>
-        <w:rPr>
-          <w:rFonts w:hint="eastAsia"/>
-        </w:rPr>
-        <w:t>redis</w:t>
-      </w:r>
-      <w:proofErr w:type="spellEnd"/>
-      <w:r>
-        <w:rPr>
-          <w:rFonts w:hint="eastAsia"/>
-        </w:rPr>
-        <w:t>、</w:t>
-      </w:r>
-      <w:proofErr w:type="spellStart"/>
-      <w:r>
-        <w:rPr>
-          <w:rFonts w:hint="eastAsia"/>
-        </w:rPr>
-        <w:t>Echarts</w:t>
-      </w:r>
-      <w:proofErr w:type="spellEnd"/>
-      <w:r>
-        <w:rPr>
-          <w:rFonts w:hint="eastAsia"/>
-        </w:rPr>
-        <w:t>、</w:t>
-      </w:r>
-      <w:proofErr w:type="spellStart"/>
-      <w:r>
-        <w:rPr>
-          <w:rFonts w:hint="eastAsia"/>
-        </w:rPr>
-        <w:t>zabbix</w:t>
-      </w:r>
-      <w:proofErr w:type="spellEnd"/>
-    </w:p>
-    <w:p>
-      <w:pPr>
-        <w:rPr>
-          <w:rFonts w:hint="eastAsia"/>
-        </w:rPr>
-      </w:pPr>
-    </w:p>
     <w:p>
       <w:pPr>
         <w:pStyle w:val="1"/>
+        <w:spacing w:before="156" w:after="156"/>
       </w:pPr>
       <w:r>
         <w:rPr>
           <w:rFonts w:hint="eastAsia"/>
         </w:rPr>
-        <w:t>技术栈</w:t>
+        <w:t>技</w:t>
+      </w:r>
+      <w:r>
+        <w:rPr>
+          <w:rFonts w:hint="eastAsia"/>
+        </w:rPr>
+        <w:t>能清单</w:t>
+      </w:r>
+    </w:p>
+    <w:p>
+      <w:r>
+        <w:rPr>
+          <w:rFonts w:hint="eastAsia"/>
+        </w:rPr>
+        <w:t>Web开发：Java</w:t>
+      </w:r>
+      <w:r>
+        <w:t>/</w:t>
+      </w:r>
+      <w:r>
+        <w:t>Servlet</w:t>
+      </w:r>
+      <w:r>
+        <w:rPr>
+          <w:rFonts w:hint="eastAsia"/>
+        </w:rPr>
+        <w:t>/</w:t>
+      </w:r>
+      <w:proofErr w:type="spellStart"/>
+      <w:r>
+        <w:t>Jsp</w:t>
+      </w:r>
+      <w:proofErr w:type="spellEnd"/>
+      <w:r>
+        <w:t>/</w:t>
+      </w:r>
+      <w:proofErr w:type="spellStart"/>
+      <w:r>
+        <w:rPr>
+          <w:rFonts w:hint="eastAsia"/>
+        </w:rPr>
+        <w:t>Thymeleaf</w:t>
+      </w:r>
+      <w:proofErr w:type="spellEnd"/>
+      <w:r>
+        <w:rPr>
+          <w:rFonts w:hint="eastAsia"/>
+        </w:rPr>
+        <w:t>/</w:t>
+      </w:r>
+      <w:r>
+        <w:t>Html/JavaScript/</w:t>
+      </w:r>
+      <w:proofErr w:type="spellStart"/>
+      <w:r>
+        <w:t>css</w:t>
+      </w:r>
+      <w:proofErr w:type="spellEnd"/>
+      <w:r>
+        <w:t>/</w:t>
+      </w:r>
+      <w:r>
+        <w:rPr>
+          <w:rFonts w:hint="eastAsia"/>
+        </w:rPr>
+        <w:t>Ajax</w:t>
+      </w:r>
+    </w:p>
+    <w:p>
+      <w:r>
+        <w:rPr>
+          <w:rFonts w:hint="eastAsia"/>
+        </w:rPr>
+        <w:t>Web框架：</w:t>
+      </w:r>
+      <w:r>
+        <w:t>Spring/</w:t>
+      </w:r>
+      <w:proofErr w:type="spellStart"/>
+      <w:r>
+        <w:t>SringMVC</w:t>
+      </w:r>
+      <w:proofErr w:type="spellEnd"/>
+      <w:r>
+        <w:t>/Spring Boot/Spring Cloud/</w:t>
+      </w:r>
+      <w:proofErr w:type="spellStart"/>
+      <w:r>
+        <w:t>BootStrap</w:t>
+      </w:r>
+      <w:proofErr w:type="spellEnd"/>
+      <w:r>
+        <w:t>/</w:t>
+      </w:r>
+      <w:proofErr w:type="spellStart"/>
+      <w:r>
+        <w:rPr>
+          <w:rFonts w:hint="eastAsia"/>
+        </w:rPr>
+        <w:t>Jquery</w:t>
+      </w:r>
+      <w:proofErr w:type="spellEnd"/>
+      <w:r>
+        <w:t>/</w:t>
+      </w:r>
+      <w:r>
+        <w:t>Vue</w:t>
+      </w:r>
+      <w:r>
+        <w:t>.js</w:t>
+      </w:r>
+    </w:p>
+    <w:p>
+      <w:r>
+        <w:rPr>
+          <w:rFonts w:hint="eastAsia"/>
+        </w:rPr>
+        <w:t>ORM框架：</w:t>
+      </w:r>
+      <w:proofErr w:type="spellStart"/>
+      <w:r>
+        <w:rPr>
+          <w:rFonts w:hint="eastAsia"/>
+        </w:rPr>
+        <w:t>Mybatis</w:t>
+      </w:r>
+      <w:proofErr w:type="spellEnd"/>
+      <w:r>
+        <w:rPr>
+          <w:rFonts w:hint="eastAsia"/>
+        </w:rPr>
+        <w:t>/Spring</w:t>
+      </w:r>
+      <w:r>
+        <w:t xml:space="preserve"> </w:t>
+      </w:r>
+      <w:r>
+        <w:rPr>
+          <w:rFonts w:hint="eastAsia"/>
+        </w:rPr>
+        <w:t>Data</w:t>
+      </w:r>
+      <w:r>
+        <w:t xml:space="preserve"> </w:t>
+      </w:r>
+      <w:proofErr w:type="spellStart"/>
+      <w:r>
+        <w:t>Jpa</w:t>
+      </w:r>
+      <w:proofErr w:type="spellEnd"/>
+      <w:r>
+        <w:t>/Hibernate</w:t>
+      </w:r>
+    </w:p>
+    <w:p>
+      <w:r>
+        <w:rPr>
+          <w:rFonts w:hint="eastAsia"/>
+        </w:rPr>
+        <w:t>数据库：</w:t>
+      </w:r>
+      <w:proofErr w:type="spellStart"/>
+      <w:r>
+        <w:t>Mysql</w:t>
+      </w:r>
+      <w:proofErr w:type="spellEnd"/>
+      <w:r>
+        <w:t>/Oracle/Redis</w:t>
       </w:r>
     </w:p>
     <w:p>
@@ -467,20 +641,46 @@
         <w:rPr>
           <w:rFonts w:hint="eastAsia"/>
         </w:rPr>
-        <w:t>Java</w:t>
-      </w:r>
-      <w:r>
-        <w:t>/spring/springboot/springcloud/mybatis/jpa/mysql/redis/html/js/css/ajax</w:t>
-      </w:r>
-      <w:bookmarkStart w:id="0" w:name="_GoBack"/>
-      <w:bookmarkEnd w:id="0"/>
+        <w:t>开发及版本管理工具：</w:t>
+      </w:r>
+      <w:r>
+        <w:t>I</w:t>
+      </w:r>
+      <w:r>
+        <w:rPr>
+          <w:rFonts w:hint="eastAsia"/>
+        </w:rPr>
+        <w:t>dea/</w:t>
+      </w:r>
+      <w:r>
+        <w:t>E</w:t>
+      </w:r>
+      <w:r>
+        <w:rPr>
+          <w:rFonts w:hint="eastAsia"/>
+        </w:rPr>
+        <w:t>clipse，</w:t>
+      </w:r>
+      <w:r>
+        <w:t>Git/</w:t>
+      </w:r>
+      <w:proofErr w:type="spellStart"/>
+      <w:r>
+        <w:t>svn</w:t>
+      </w:r>
+      <w:proofErr w:type="spellEnd"/>
     </w:p>
     <w:p>
       <w:pPr>
-        <w:rPr>
-          <w:rFonts w:hint="eastAsia"/>
-        </w:rPr>
+        <w:pStyle w:val="1"/>
+        <w:spacing w:before="156" w:after="156"/>
       </w:pPr>
+      <w:r>
+        <w:rPr>
+          <w:rFonts w:hint="eastAsia"/>
+        </w:rPr>
+        <w:t>致谢</w:t>
+      </w:r>
     </w:p>
     <w:p>
       <w:pPr>
@@ -488,7 +688,14 @@
           <w:rFonts w:hint="eastAsia"/>
         </w:rPr>
       </w:pPr>
-    </w:p>
+      <w:r>
+        <w:rPr>
+          <w:rFonts w:hint="eastAsia"/>
+        </w:rPr>
+        <w:t>感谢您花时间阅读我的简历，期待与您共事。</w:t>
+      </w:r>
+    </w:p>
+    <w:p/>
     <w:sectPr>
       <w:pgSz w:w="11906" w:h="16838"/>
       <w:pgMar w:top="1440" w:right="1800" w:bottom="1440" w:left="1800" w:header="851" w:footer="992" w:gutter="0"/>
@@ -906,10 +1113,11 @@
     <w:link w:val="10"/>
     <w:uiPriority w:val="9"/>
     <w:qFormat/>
-    <w:rsid w:val="00906DAC"/>
+    <w:rsid w:val="00EB6203"/>
     <w:pPr>
       <w:keepNext/>
       <w:keepLines/>
+      <w:spacing w:beforeLines="50" w:before="50" w:afterLines="50" w:after="50"/>
       <w:outlineLvl w:val="0"/>
     </w:pPr>
     <w:rPr>
@@ -928,11 +1136,10 @@
     <w:uiPriority w:val="9"/>
     <w:unhideWhenUsed/>
     <w:qFormat/>
-    <w:rsid w:val="00040CF2"/>
+    <w:rsid w:val="00C63F95"/>
     <w:pPr>
       <w:keepNext/>
       <w:keepLines/>
-      <w:spacing w:before="260" w:after="260" w:line="416" w:lineRule="auto"/>
       <w:outlineLvl w:val="1"/>
     </w:pPr>
     <w:rPr>
@@ -976,7 +1183,7 @@
     <w:basedOn w:val="a0"/>
     <w:link w:val="1"/>
     <w:uiPriority w:val="9"/>
-    <w:rsid w:val="00906DAC"/>
+    <w:rsid w:val="00EB6203"/>
     <w:rPr>
       <w:b/>
       <w:bCs/>
@@ -1013,7 +1220,7 @@
     <w:basedOn w:val="a0"/>
     <w:link w:val="2"/>
     <w:uiPriority w:val="9"/>
-    <w:rsid w:val="00040CF2"/>
+    <w:rsid w:val="00C63F95"/>
     <w:rPr>
       <w:rFonts w:asciiTheme="majorHAnsi" w:eastAsiaTheme="majorEastAsia" w:hAnsiTheme="majorHAnsi" w:cstheme="majorBidi"/>
       <w:b/>
